--- a/Shaposhnikov_AA_BVT2503_practice/Дневник_по_практике.docx
+++ b/Shaposhnikov_AA_BVT2503_practice/Дневник_по_практике.docx
@@ -368,7 +368,7 @@
           <w:szCs w:val="24"/>
           <w:lang w:eastAsia="ru-RU"/>
         </w:rPr>
-        <w:t>учебная</w:t>
+        <w:t>ознакомительной</w:t>
       </w:r>
       <w:r>
         <w:rPr>
@@ -2049,8 +2049,13 @@
           </w:tcPr>
           <w:p>
             <w:r>
-              <w:t>Анализ структуры кода, категорий и тестовых вопросов с correct_chunk_id</w:t>
-            </w:r>
+              <w:t xml:space="preserve">Анализ структуры кода, категорий и тестовых вопросов с </w:t>
+            </w:r>
+            <w:proofErr w:type="spellStart"/>
+            <w:r>
+              <w:t>correct_chunk_id</w:t>
+            </w:r>
+            <w:proofErr w:type="spellEnd"/>
           </w:p>
         </w:tc>
         <w:tc>
@@ -2108,7 +2113,15 @@
           </w:tcPr>
           <w:p>
             <w:r>
-              <w:t>Выбор трёх моделей эмбеддингов для сравнения</w:t>
+              <w:t xml:space="preserve">Выбор трёх моделей </w:t>
+            </w:r>
+            <w:proofErr w:type="spellStart"/>
+            <w:r>
+              <w:t>эмбеддингов</w:t>
+            </w:r>
+            <w:proofErr w:type="spellEnd"/>
+            <w:r>
+              <w:t xml:space="preserve"> для сравнения</w:t>
             </w:r>
           </w:p>
         </w:tc>
@@ -2240,8 +2253,21 @@
           </w:tcPr>
           <w:p>
             <w:r>
-              <w:t>Генерация эмбеддингов и запуск поиска MiniLM</w:t>
-            </w:r>
+              <w:t xml:space="preserve">Генерация </w:t>
+            </w:r>
+            <w:proofErr w:type="spellStart"/>
+            <w:r>
+              <w:t>эмбеддингов</w:t>
+            </w:r>
+            <w:proofErr w:type="spellEnd"/>
+            <w:r>
+              <w:t xml:space="preserve"> и запуск поиска </w:t>
+            </w:r>
+            <w:proofErr w:type="spellStart"/>
+            <w:r>
+              <w:t>MiniLM</w:t>
+            </w:r>
+            <w:proofErr w:type="spellEnd"/>
           </w:p>
         </w:tc>
         <w:tc>
@@ -2299,8 +2325,21 @@
           </w:tcPr>
           <w:p>
             <w:r>
-              <w:t>Генерация эмбеддингов и запуск поиска MPNet</w:t>
-            </w:r>
+              <w:t xml:space="preserve">Генерация </w:t>
+            </w:r>
+            <w:proofErr w:type="spellStart"/>
+            <w:r>
+              <w:t>эмбеддингов</w:t>
+            </w:r>
+            <w:proofErr w:type="spellEnd"/>
+            <w:r>
+              <w:t xml:space="preserve"> и запуск поиска </w:t>
+            </w:r>
+            <w:proofErr w:type="spellStart"/>
+            <w:r>
+              <w:t>MPNet</w:t>
+            </w:r>
+            <w:proofErr w:type="spellEnd"/>
           </w:p>
         </w:tc>
         <w:tc>
@@ -2358,8 +2397,21 @@
           </w:tcPr>
           <w:p>
             <w:r>
-              <w:t>Генерация эмбеддингов и запуск поиска DistilUSE</w:t>
-            </w:r>
+              <w:t xml:space="preserve">Генерация </w:t>
+            </w:r>
+            <w:proofErr w:type="spellStart"/>
+            <w:r>
+              <w:t>эмбеддингов</w:t>
+            </w:r>
+            <w:proofErr w:type="spellEnd"/>
+            <w:r>
+              <w:t xml:space="preserve"> и запуск поиска </w:t>
+            </w:r>
+            <w:proofErr w:type="spellStart"/>
+            <w:r>
+              <w:t>DistilUSE</w:t>
+            </w:r>
+            <w:proofErr w:type="spellEnd"/>
           </w:p>
         </w:tc>
         <w:tc>
@@ -3392,7 +3444,23 @@
                 <w:sz w:val="16"/>
               </w:rPr>
               <w:tab/>
-              <w:t xml:space="preserve">                                                                   (дата)</w:t>
+              <w:t xml:space="preserve">                                                                </w:t>
+            </w:r>
+            <w:proofErr w:type="gramStart"/>
+            <w:r>
+              <w:rPr>
+                <w:rFonts w:ascii="Times New Roman" w:eastAsia="Times New Roman" w:hAnsi="Times New Roman"/>
+                <w:sz w:val="16"/>
+              </w:rPr>
+              <w:t xml:space="preserve">   (</w:t>
+            </w:r>
+            <w:proofErr w:type="gramEnd"/>
+            <w:r>
+              <w:rPr>
+                <w:rFonts w:ascii="Times New Roman" w:eastAsia="Times New Roman" w:hAnsi="Times New Roman"/>
+                <w:sz w:val="16"/>
+              </w:rPr>
+              <w:t>дата)</w:t>
             </w:r>
           </w:p>
         </w:tc>
@@ -3665,7 +3733,23 @@
                 <w:sz w:val="16"/>
               </w:rPr>
               <w:tab/>
-              <w:t xml:space="preserve">                                                                                     (дата)</w:t>
+              <w:t xml:space="preserve">                                                                                  </w:t>
+            </w:r>
+            <w:proofErr w:type="gramStart"/>
+            <w:r>
+              <w:rPr>
+                <w:rFonts w:ascii="Times New Roman" w:eastAsia="Times New Roman" w:hAnsi="Times New Roman"/>
+                <w:sz w:val="16"/>
+              </w:rPr>
+              <w:t xml:space="preserve">   (</w:t>
+            </w:r>
+            <w:proofErr w:type="gramEnd"/>
+            <w:r>
+              <w:rPr>
+                <w:rFonts w:ascii="Times New Roman" w:eastAsia="Times New Roman" w:hAnsi="Times New Roman"/>
+                <w:sz w:val="16"/>
+              </w:rPr>
+              <w:t>дата)</w:t>
             </w:r>
           </w:p>
         </w:tc>
@@ -3805,13 +3889,23 @@
           <w:szCs w:val="20"/>
         </w:rPr>
       </w:pPr>
+      <w:proofErr w:type="gramStart"/>
       <w:r>
         <w:rPr>
           <w:rFonts w:ascii="Times New Roman" w:eastAsia="Times New Roman" w:hAnsi="Times New Roman" w:cs="Times New Roman"/>
           <w:sz w:val="20"/>
           <w:szCs w:val="20"/>
         </w:rPr>
-        <w:t>( Ф.И.О.)</w:t>
+        <w:t>( Ф.И.О.</w:t>
+      </w:r>
+      <w:proofErr w:type="gramEnd"/>
+      <w:r>
+        <w:rPr>
+          <w:rFonts w:ascii="Times New Roman" w:eastAsia="Times New Roman" w:hAnsi="Times New Roman" w:cs="Times New Roman"/>
+          <w:sz w:val="20"/>
+          <w:szCs w:val="20"/>
+        </w:rPr>
+        <w:t>)</w:t>
       </w:r>
     </w:p>
     <w:p>
@@ -4122,8 +4216,13 @@
           </w:tcPr>
           <w:p>
             <w:r>
-              <w:t>Подготовка полного корпуса, выбор трёх моделей и формирование текстов для эмбеддингов</w:t>
-            </w:r>
+              <w:t xml:space="preserve">Подготовка полного корпуса, выбор трёх моделей и формирование текстов для </w:t>
+            </w:r>
+            <w:proofErr w:type="spellStart"/>
+            <w:r>
+              <w:t>эмбеддингов</w:t>
+            </w:r>
+            <w:proofErr w:type="spellEnd"/>
           </w:p>
         </w:tc>
         <w:tc>
@@ -4187,7 +4286,15 @@
           </w:tcPr>
           <w:p>
             <w:r>
-              <w:t>Генерация эмбеддингов для трёх моделей, поиск top-3 и расчёт метрик</w:t>
+              <w:t xml:space="preserve">Генерация </w:t>
+            </w:r>
+            <w:proofErr w:type="spellStart"/>
+            <w:r>
+              <w:t>эмбеддингов</w:t>
+            </w:r>
+            <w:proofErr w:type="spellEnd"/>
+            <w:r>
+              <w:t xml:space="preserve"> для трёх моделей, поиск top-3 и расчёт метрик</w:t>
             </w:r>
           </w:p>
         </w:tc>
@@ -4497,7 +4604,23 @@
                 <w:sz w:val="16"/>
               </w:rPr>
               <w:tab/>
-              <w:t xml:space="preserve">                                                                   (дата)</w:t>
+              <w:t xml:space="preserve">                                                                </w:t>
+            </w:r>
+            <w:proofErr w:type="gramStart"/>
+            <w:r>
+              <w:rPr>
+                <w:rFonts w:ascii="Times New Roman" w:eastAsia="Times New Roman" w:hAnsi="Times New Roman"/>
+                <w:sz w:val="16"/>
+              </w:rPr>
+              <w:t xml:space="preserve">   (</w:t>
+            </w:r>
+            <w:proofErr w:type="gramEnd"/>
+            <w:r>
+              <w:rPr>
+                <w:rFonts w:ascii="Times New Roman" w:eastAsia="Times New Roman" w:hAnsi="Times New Roman"/>
+                <w:sz w:val="16"/>
+              </w:rPr>
+              <w:t>дата)</w:t>
             </w:r>
           </w:p>
         </w:tc>
@@ -4748,7 +4871,23 @@
                 <w:sz w:val="16"/>
               </w:rPr>
               <w:tab/>
-              <w:t xml:space="preserve">                                                                                     (дата)</w:t>
+              <w:t xml:space="preserve">                                                                                  </w:t>
+            </w:r>
+            <w:proofErr w:type="gramStart"/>
+            <w:r>
+              <w:rPr>
+                <w:rFonts w:ascii="Times New Roman" w:eastAsia="Times New Roman" w:hAnsi="Times New Roman"/>
+                <w:sz w:val="16"/>
+              </w:rPr>
+              <w:t xml:space="preserve">   (</w:t>
+            </w:r>
+            <w:proofErr w:type="gramEnd"/>
+            <w:r>
+              <w:rPr>
+                <w:rFonts w:ascii="Times New Roman" w:eastAsia="Times New Roman" w:hAnsi="Times New Roman"/>
+                <w:sz w:val="16"/>
+              </w:rPr>
+              <w:t>дата)</w:t>
             </w:r>
           </w:p>
         </w:tc>
@@ -5285,7 +5424,27 @@
           <w:szCs w:val="24"/>
           <w:lang w:eastAsia="ru-RU"/>
         </w:rPr>
-        <w:t>“____”_______________________г.</w:t>
+        <w:t>“___</w:t>
+      </w:r>
+      <w:proofErr w:type="gramStart"/>
+      <w:r>
+        <w:rPr>
+          <w:rFonts w:ascii="Times New Roman" w:eastAsia="Times New Roman" w:hAnsi="Times New Roman" w:cs="Times New Roman"/>
+          <w:sz w:val="24"/>
+          <w:szCs w:val="24"/>
+          <w:lang w:eastAsia="ru-RU"/>
+        </w:rPr>
+        <w:t>_”_</w:t>
+      </w:r>
+      <w:proofErr w:type="gramEnd"/>
+      <w:r>
+        <w:rPr>
+          <w:rFonts w:ascii="Times New Roman" w:eastAsia="Times New Roman" w:hAnsi="Times New Roman" w:cs="Times New Roman"/>
+          <w:sz w:val="24"/>
+          <w:szCs w:val="24"/>
+          <w:lang w:eastAsia="ru-RU"/>
+        </w:rPr>
+        <w:t>______________________г.</w:t>
       </w:r>
     </w:p>
     <w:p>
@@ -5935,7 +6094,6 @@
   <w:style w:type="character" w:default="1" w:styleId="a0">
     <w:name w:val="Default Paragraph Font"/>
     <w:uiPriority w:val="1"/>
-    <w:semiHidden/>
     <w:unhideWhenUsed/>
   </w:style>
   <w:style w:type="table" w:default="1" w:styleId="a1">
